--- a/policies/build/chapters_v2/MOM/HCO_MOM_9_v2_REWRITE_DRAFT.docx
+++ b/policies/build/chapters_v2/MOM/HCO_MOM_9_v2_REWRITE_DRAFT.docx
@@ -316,6 +316,10 @@
     </w:p>
     <w:p>
       <w:pPr>
+        <w:numPr>
+          <w:ilvl w:val="0"/>
+          <w:numId w:val="12"/>
+        </w:numPr>
         <w:pStyle w:val="ListNumber"/>
       </w:pPr>
       <w:r>
@@ -324,6 +328,10 @@
     </w:p>
     <w:p>
       <w:pPr>
+        <w:numPr>
+          <w:ilvl w:val="0"/>
+          <w:numId w:val="12"/>
+        </w:numPr>
         <w:pStyle w:val="ListNumber"/>
       </w:pPr>
       <w:r>
@@ -332,6 +340,10 @@
     </w:p>
     <w:p>
       <w:pPr>
+        <w:numPr>
+          <w:ilvl w:val="0"/>
+          <w:numId w:val="12"/>
+        </w:numPr>
         <w:pStyle w:val="ListNumber"/>
       </w:pPr>
       <w:r>
@@ -340,6 +352,10 @@
     </w:p>
     <w:p>
       <w:pPr>
+        <w:numPr>
+          <w:ilvl w:val="0"/>
+          <w:numId w:val="12"/>
+        </w:numPr>
         <w:pStyle w:val="ListNumber"/>
       </w:pPr>
       <w:r>
@@ -348,6 +364,10 @@
     </w:p>
     <w:p>
       <w:pPr>
+        <w:numPr>
+          <w:ilvl w:val="0"/>
+          <w:numId w:val="12"/>
+        </w:numPr>
         <w:pStyle w:val="ListNumber"/>
       </w:pPr>
       <w:r>
@@ -356,6 +376,10 @@
     </w:p>
     <w:p>
       <w:pPr>
+        <w:numPr>
+          <w:ilvl w:val="0"/>
+          <w:numId w:val="12"/>
+        </w:numPr>
         <w:pStyle w:val="ListNumber"/>
       </w:pPr>
       <w:r>
@@ -1508,6 +1532,10 @@
     </w:p>
     <w:p>
       <w:pPr>
+        <w:numPr>
+          <w:ilvl w:val="0"/>
+          <w:numId w:val="13"/>
+        </w:numPr>
         <w:pStyle w:val="ListNumber"/>
       </w:pPr>
       <w:r>
@@ -1516,6 +1544,10 @@
     </w:p>
     <w:p>
       <w:pPr>
+        <w:numPr>
+          <w:ilvl w:val="0"/>
+          <w:numId w:val="13"/>
+        </w:numPr>
         <w:pStyle w:val="ListNumber"/>
       </w:pPr>
       <w:r>
@@ -1532,6 +1564,10 @@
     </w:p>
     <w:p>
       <w:pPr>
+        <w:numPr>
+          <w:ilvl w:val="0"/>
+          <w:numId w:val="14"/>
+        </w:numPr>
         <w:pStyle w:val="ListNumber"/>
       </w:pPr>
       <w:r>
@@ -1540,6 +1576,10 @@
     </w:p>
     <w:p>
       <w:pPr>
+        <w:numPr>
+          <w:ilvl w:val="0"/>
+          <w:numId w:val="14"/>
+        </w:numPr>
         <w:pStyle w:val="ListNumber"/>
       </w:pPr>
       <w:r>
@@ -1548,6 +1588,10 @@
     </w:p>
     <w:p>
       <w:pPr>
+        <w:numPr>
+          <w:ilvl w:val="0"/>
+          <w:numId w:val="14"/>
+        </w:numPr>
         <w:pStyle w:val="ListNumber"/>
       </w:pPr>
       <w:r>
@@ -1564,6 +1608,10 @@
     </w:p>
     <w:p>
       <w:pPr>
+        <w:numPr>
+          <w:ilvl w:val="0"/>
+          <w:numId w:val="15"/>
+        </w:numPr>
         <w:pStyle w:val="ListNumber"/>
       </w:pPr>
       <w:r>
@@ -1572,6 +1620,10 @@
     </w:p>
     <w:p>
       <w:pPr>
+        <w:numPr>
+          <w:ilvl w:val="0"/>
+          <w:numId w:val="15"/>
+        </w:numPr>
         <w:pStyle w:val="ListNumber"/>
       </w:pPr>
       <w:r>
@@ -1580,6 +1632,10 @@
     </w:p>
     <w:p>
       <w:pPr>
+        <w:numPr>
+          <w:ilvl w:val="0"/>
+          <w:numId w:val="15"/>
+        </w:numPr>
         <w:pStyle w:val="ListNumber"/>
       </w:pPr>
       <w:r>
@@ -1596,6 +1652,10 @@
     </w:p>
     <w:p>
       <w:pPr>
+        <w:numPr>
+          <w:ilvl w:val="0"/>
+          <w:numId w:val="16"/>
+        </w:numPr>
         <w:pStyle w:val="ListNumber"/>
       </w:pPr>
       <w:r>
@@ -1604,6 +1664,10 @@
     </w:p>
     <w:p>
       <w:pPr>
+        <w:numPr>
+          <w:ilvl w:val="0"/>
+          <w:numId w:val="16"/>
+        </w:numPr>
         <w:pStyle w:val="ListNumber"/>
       </w:pPr>
       <w:r>
@@ -1612,6 +1676,10 @@
     </w:p>
     <w:p>
       <w:pPr>
+        <w:numPr>
+          <w:ilvl w:val="0"/>
+          <w:numId w:val="16"/>
+        </w:numPr>
         <w:pStyle w:val="ListNumber"/>
       </w:pPr>
       <w:r>
@@ -1628,6 +1696,10 @@
     </w:p>
     <w:p>
       <w:pPr>
+        <w:numPr>
+          <w:ilvl w:val="0"/>
+          <w:numId w:val="17"/>
+        </w:numPr>
         <w:pStyle w:val="ListNumber"/>
       </w:pPr>
       <w:r>
@@ -1636,6 +1708,10 @@
     </w:p>
     <w:p>
       <w:pPr>
+        <w:numPr>
+          <w:ilvl w:val="0"/>
+          <w:numId w:val="17"/>
+        </w:numPr>
         <w:pStyle w:val="ListNumber"/>
       </w:pPr>
       <w:r>
@@ -1644,6 +1720,10 @@
     </w:p>
     <w:p>
       <w:pPr>
+        <w:numPr>
+          <w:ilvl w:val="0"/>
+          <w:numId w:val="17"/>
+        </w:numPr>
         <w:pStyle w:val="ListNumber"/>
       </w:pPr>
       <w:r>
@@ -1662,7 +1742,7 @@
       <w:pPr>
         <w:numPr>
           <w:ilvl w:val="0"/>
-          <w:numId w:val="10"/>
+          <w:numId w:val="18"/>
         </w:numPr>
         <w:pStyle w:val="ListNumber"/>
       </w:pPr>
@@ -1674,7 +1754,7 @@
       <w:pPr>
         <w:numPr>
           <w:ilvl w:val="0"/>
-          <w:numId w:val="10"/>
+          <w:numId w:val="18"/>
         </w:numPr>
         <w:pStyle w:val="ListNumber"/>
       </w:pPr>
@@ -1686,7 +1766,7 @@
       <w:pPr>
         <w:numPr>
           <w:ilvl w:val="0"/>
-          <w:numId w:val="10"/>
+          <w:numId w:val="18"/>
         </w:numPr>
         <w:pStyle w:val="ListNumber"/>
       </w:pPr>
@@ -1698,7 +1778,7 @@
       <w:pPr>
         <w:numPr>
           <w:ilvl w:val="0"/>
-          <w:numId w:val="10"/>
+          <w:numId w:val="18"/>
         </w:numPr>
         <w:pStyle w:val="ListNumber"/>
       </w:pPr>
@@ -1955,6 +2035,54 @@
     <w:abstractNumId w:val="0"/>
   </w:num>
   <w:num w:numId="10">
+    <w:abstractNumId w:val="7"/>
+    <w:lvlOverride w:ilvl="0">
+      <w:startOverride w:val="1"/>
+    </w:lvlOverride>
+  </w:num>
+  <w:num w:numId="11">
+    <w:abstractNumId w:val="7"/>
+    <w:lvlOverride w:ilvl="0">
+      <w:startOverride w:val="1"/>
+    </w:lvlOverride>
+  </w:num>
+  <w:num w:numId="12">
+    <w:abstractNumId w:val="7"/>
+    <w:lvlOverride w:ilvl="0">
+      <w:startOverride w:val="1"/>
+    </w:lvlOverride>
+  </w:num>
+  <w:num w:numId="13">
+    <w:abstractNumId w:val="7"/>
+    <w:lvlOverride w:ilvl="0">
+      <w:startOverride w:val="1"/>
+    </w:lvlOverride>
+  </w:num>
+  <w:num w:numId="14">
+    <w:abstractNumId w:val="7"/>
+    <w:lvlOverride w:ilvl="0">
+      <w:startOverride w:val="1"/>
+    </w:lvlOverride>
+  </w:num>
+  <w:num w:numId="15">
+    <w:abstractNumId w:val="7"/>
+    <w:lvlOverride w:ilvl="0">
+      <w:startOverride w:val="1"/>
+    </w:lvlOverride>
+  </w:num>
+  <w:num w:numId="16">
+    <w:abstractNumId w:val="7"/>
+    <w:lvlOverride w:ilvl="0">
+      <w:startOverride w:val="1"/>
+    </w:lvlOverride>
+  </w:num>
+  <w:num w:numId="17">
+    <w:abstractNumId w:val="7"/>
+    <w:lvlOverride w:ilvl="0">
+      <w:startOverride w:val="1"/>
+    </w:lvlOverride>
+  </w:num>
+  <w:num w:numId="18">
     <w:abstractNumId w:val="7"/>
     <w:lvlOverride w:ilvl="0">
       <w:startOverride w:val="1"/>

--- a/policies/build/chapters_v2/MOM/HCO_MOM_9_v2_REWRITE_DRAFT.docx
+++ b/policies/build/chapters_v2/MOM/HCO_MOM_9_v2_REWRITE_DRAFT.docx
@@ -1759,7 +1759,19 @@
         <w:pStyle w:val="ListNumber"/>
       </w:pPr>
       <w:r>
-        <w:t>Narcotic Drugs and Psychotropic Substances Act, 1985 (Central Act No. 61 of 1985) and the Narcotic Drugs and Psychotropic Substances Rules, 1985 (as amended). Ministry of Finance (Department of Revenue), Government of India.</w:t>
+        <w:t xml:space="preserve">Government of India. (1985). </w:t>
+      </w:r>
+      <w:hyperlink r:id="rId9">
+        <w:r>
+          <w:rPr>
+            <w:color w:val="0563C1"/>
+            <w:u w:val="single"/>
+          </w:rPr>
+          <w:t>https://www.indiacode.nic.in/bitstream/123456789/15315/1/the_narcotic_drugs_and_psychotropic_substances,_act,_1985.pdf</w:t>
+        </w:r>
+      </w:hyperlink>
+      <w:r>
+        <w:t xml:space="preserve"> Narcotic Drugs and Psychotropic Substances Act, 1985 (Central Act No. 61 of 1985), and the Narcotic Drugs and Psychotropic Substances Rules, 1985 (as amended).</w:t>
       </w:r>
     </w:p>
     <w:p>
@@ -1771,7 +1783,19 @@
         <w:pStyle w:val="ListNumber"/>
       </w:pPr>
       <w:r>
-        <w:t>Atomic Energy (Radiation Protection) Rules, 2004, notified under the Atomic Energy Act, 1962 (Central Act No. 33 of 1962). Atomic Energy Regulatory Board (AERB), Department of Atomic Energy, Government of India.</w:t>
+        <w:t xml:space="preserve">Atomic Energy Regulatory Board, Department of Atomic Energy, Government of India. (2004). </w:t>
+      </w:r>
+      <w:hyperlink r:id="rId10">
+        <w:r>
+          <w:rPr>
+            <w:color w:val="0563C1"/>
+            <w:u w:val="single"/>
+          </w:rPr>
+          <w:t>https://www.aerb.gov.in/images/PDF/RPR2004-with-corrigendum.pdf</w:t>
+        </w:r>
+      </w:hyperlink>
+      <w:r>
+        <w:t xml:space="preserve"> Atomic Energy (Radiation Protection) Rules, 2004, notified under the Atomic Energy Act, 1962.</w:t>
       </w:r>
     </w:p>
     <w:p>
@@ -1783,7 +1807,19 @@
         <w:pStyle w:val="ListNumber"/>
       </w:pPr>
       <w:r>
-        <w:t>Bio-Medical Waste Management Rules, 2016 (S.O. 630(E), as amended in 2018 and 2019). Ministry of Environment, Forest and Climate Change, Government of India.</w:t>
+        <w:t xml:space="preserve">Ministry of Environment, Forest and Climate Change, Government of India. (2016). </w:t>
+      </w:r>
+      <w:hyperlink r:id="rId11">
+        <w:r>
+          <w:rPr>
+            <w:color w:val="0563C1"/>
+            <w:u w:val="single"/>
+          </w:rPr>
+          <w:t>https://clip.cpcb.gov.in/index.php/rule/bio-medical-waste-management-rules-2016/</w:t>
+        </w:r>
+      </w:hyperlink>
+      <w:r>
+        <w:t xml:space="preserve"> Bio-Medical Waste Management Rules, 2016 (as amended).</w:t>
       </w:r>
     </w:p>
     <w:p>

--- a/policies/build/chapters_v2/MOM/HCO_MOM_9_v2_REWRITE_DRAFT.docx
+++ b/policies/build/chapters_v2/MOM/HCO_MOM_9_v2_REWRITE_DRAFT.docx
@@ -1857,7 +1857,7 @@
         <w:pStyle w:val="Normal"/>
       </w:pPr>
       <w:r>
-        <w:t>This document is not issued by, endorsed by, or affiliated with NABH, the World Health Organization, the National Centre for Disease Control, the Food Safety and Standards Authority of India, any Pollution Control Board, or any other body named in it. Wording is original; no text has been reproduced from the standards, rules or guidelines referenced.</w:t>
+        <w:t>This document is not issued by, endorsed by, or affiliated with NABH or any other body named in it. Wording is original; no text has been reproduced from the standards, rules or guidelines referenced.</w:t>
       </w:r>
     </w:p>
     <w:sectPr>
